--- a/docs/Integracao_OrdensPesagem.docx
+++ b/docs/Integracao_OrdensPesagem.docx
@@ -587,7 +587,23 @@
         <w:t xml:space="preserve">Este documento tem como objetivo </w:t>
       </w:r>
       <w:r>
-        <w:t>descrever os dados esperados na integração entre Apriso x JDE em relação a Masterdata. O foco é manter o sincronismo entre as duas bases.</w:t>
+        <w:t xml:space="preserve">descrever os dados esperados na integração entre </w:t>
+      </w:r>
+      <w:proofErr w:type="spellStart"/>
+      <w:r>
+        <w:t>Apriso</w:t>
+      </w:r>
+      <w:proofErr w:type="spellEnd"/>
+      <w:r>
+        <w:t xml:space="preserve"> x JDE em relação a </w:t>
+      </w:r>
+      <w:proofErr w:type="spellStart"/>
+      <w:r>
+        <w:t>Masterdata</w:t>
+      </w:r>
+      <w:proofErr w:type="spellEnd"/>
+      <w:r>
+        <w:t>. O foco é manter o sincronismo entre as duas bases.</w:t>
       </w:r>
     </w:p>
     <w:p>
@@ -636,7 +652,15 @@
         <w:t>ordens de pesagem</w:t>
       </w:r>
       <w:r>
-        <w:t xml:space="preserve"> a ideia é manter o sincronismo entre as duas bases (Apriso e JDE)</w:t>
+        <w:t xml:space="preserve"> a ideia é manter o sincronismo entre as duas bases (</w:t>
+      </w:r>
+      <w:proofErr w:type="spellStart"/>
+      <w:r>
+        <w:t>Apriso</w:t>
+      </w:r>
+      <w:proofErr w:type="spellEnd"/>
+      <w:r>
+        <w:t xml:space="preserve"> e JDE)</w:t>
       </w:r>
     </w:p>
     <w:p>
@@ -671,13 +695,85 @@
           <w:b/>
           <w:bCs/>
         </w:rPr>
-        <w:t>Opção 1, Apriso como server:</w:t>
-      </w:r>
-      <w:r>
-        <w:t xml:space="preserve"> As API’s sendo criadas pelo Apriso (server) e consumidas pelo JDE (cliente)</w:t>
-      </w:r>
-      <w:r>
-        <w:t>. Nessa opção o Apriso cria os endpoints e disponibiliza para o JDE utilizar no momento que algum</w:t>
+        <w:t xml:space="preserve">Opção 1, </w:t>
+      </w:r>
+      <w:proofErr w:type="spellStart"/>
+      <w:r>
+        <w:rPr>
+          <w:b/>
+          <w:bCs/>
+        </w:rPr>
+        <w:t>Apriso</w:t>
+      </w:r>
+      <w:proofErr w:type="spellEnd"/>
+      <w:r>
+        <w:rPr>
+          <w:b/>
+          <w:bCs/>
+        </w:rPr>
+        <w:t xml:space="preserve"> como </w:t>
+      </w:r>
+      <w:proofErr w:type="gramStart"/>
+      <w:r>
+        <w:rPr>
+          <w:b/>
+          <w:bCs/>
+        </w:rPr>
+        <w:t>server</w:t>
+      </w:r>
+      <w:proofErr w:type="gramEnd"/>
+      <w:r>
+        <w:rPr>
+          <w:b/>
+          <w:bCs/>
+        </w:rPr>
+        <w:t>:</w:t>
+      </w:r>
+      <w:r>
+        <w:t xml:space="preserve"> As </w:t>
+      </w:r>
+      <w:proofErr w:type="spellStart"/>
+      <w:r>
+        <w:t>API’s</w:t>
+      </w:r>
+      <w:proofErr w:type="spellEnd"/>
+      <w:r>
+        <w:t xml:space="preserve"> sendo criadas pelo </w:t>
+      </w:r>
+      <w:proofErr w:type="spellStart"/>
+      <w:r>
+        <w:t>Apriso</w:t>
+      </w:r>
+      <w:proofErr w:type="spellEnd"/>
+      <w:r>
+        <w:t xml:space="preserve"> (</w:t>
+      </w:r>
+      <w:proofErr w:type="gramStart"/>
+      <w:r>
+        <w:t>server</w:t>
+      </w:r>
+      <w:proofErr w:type="gramEnd"/>
+      <w:r>
+        <w:t>) e consumidas pelo JDE (cliente)</w:t>
+      </w:r>
+      <w:r>
+        <w:t xml:space="preserve">. Nessa opção o </w:t>
+      </w:r>
+      <w:proofErr w:type="spellStart"/>
+      <w:r>
+        <w:t>Apriso</w:t>
+      </w:r>
+      <w:proofErr w:type="spellEnd"/>
+      <w:r>
+        <w:t xml:space="preserve"> cria os </w:t>
+      </w:r>
+      <w:proofErr w:type="spellStart"/>
+      <w:r>
+        <w:t>endpoints</w:t>
+      </w:r>
+      <w:proofErr w:type="spellEnd"/>
+      <w:r>
+        <w:t xml:space="preserve"> e disponibiliza para o JDE utilizar no momento que algum</w:t>
       </w:r>
       <w:r>
         <w:t>a ordem</w:t>
@@ -695,7 +791,18 @@
         <w:t>a</w:t>
       </w:r>
       <w:r>
-        <w:t>, performaticamente é a melhor opção pois não existe delay e nem desperdício de chamadas.</w:t>
+        <w:t xml:space="preserve">, </w:t>
+      </w:r>
+      <w:r>
+        <w:rPr>
+          <w:b/>
+          <w:bCs/>
+          <w:highlight w:val="cyan"/>
+        </w:rPr>
+        <w:t>performaticamente é a melhor opção pois não existe delay e nem desperdício de chamadas</w:t>
+      </w:r>
+      <w:r>
+        <w:t>.</w:t>
       </w:r>
     </w:p>
     <w:p>
@@ -712,16 +819,112 @@
           <w:b/>
           <w:bCs/>
         </w:rPr>
-        <w:t>Opção 2, JDE como server:</w:t>
-      </w:r>
-      <w:r>
-        <w:t xml:space="preserve"> As API’s sendo criadas pelo JDE (server) e consumidas pelo Apriso (cliente)</w:t>
-      </w:r>
-      <w:r>
-        <w:t xml:space="preserve">. Nessa opção o JDE cria os endpoints e disponibiliza para o Apriso utilizar, sendo necessário definir de quanto em quanto tempo o apriso faz a chamadas para checar se existem atualizações. Também precisamos criar regras para o apriso </w:t>
-      </w:r>
-      <w:r>
-        <w:t>não buscar a mesma ordem já integrada, por exemplo um 2° endpoint para marcar a ordem quando ela já tiver integrada no apriso. Ordens já “integradas” não devem mais aparecer para integração no 1° endpoint.</w:t>
+        <w:t xml:space="preserve">Opção 2, JDE como </w:t>
+      </w:r>
+      <w:proofErr w:type="gramStart"/>
+      <w:r>
+        <w:rPr>
+          <w:b/>
+          <w:bCs/>
+        </w:rPr>
+        <w:t>server</w:t>
+      </w:r>
+      <w:proofErr w:type="gramEnd"/>
+      <w:r>
+        <w:rPr>
+          <w:b/>
+          <w:bCs/>
+        </w:rPr>
+        <w:t>:</w:t>
+      </w:r>
+      <w:r>
+        <w:t xml:space="preserve"> As </w:t>
+      </w:r>
+      <w:proofErr w:type="spellStart"/>
+      <w:r>
+        <w:t>API’s</w:t>
+      </w:r>
+      <w:proofErr w:type="spellEnd"/>
+      <w:r>
+        <w:t xml:space="preserve"> sendo criadas pelo JDE (</w:t>
+      </w:r>
+      <w:proofErr w:type="gramStart"/>
+      <w:r>
+        <w:t>server</w:t>
+      </w:r>
+      <w:proofErr w:type="gramEnd"/>
+      <w:r>
+        <w:t xml:space="preserve">) e consumidas pelo </w:t>
+      </w:r>
+      <w:proofErr w:type="spellStart"/>
+      <w:r>
+        <w:t>Apriso</w:t>
+      </w:r>
+      <w:proofErr w:type="spellEnd"/>
+      <w:r>
+        <w:t xml:space="preserve"> (cliente)</w:t>
+      </w:r>
+      <w:r>
+        <w:t xml:space="preserve">. Nessa opção o JDE cria os </w:t>
+      </w:r>
+      <w:proofErr w:type="spellStart"/>
+      <w:r>
+        <w:t>endpoints</w:t>
+      </w:r>
+      <w:proofErr w:type="spellEnd"/>
+      <w:r>
+        <w:t xml:space="preserve"> e disponibiliza para o </w:t>
+      </w:r>
+      <w:proofErr w:type="spellStart"/>
+      <w:r>
+        <w:t>Apriso</w:t>
+      </w:r>
+      <w:proofErr w:type="spellEnd"/>
+      <w:r>
+        <w:t xml:space="preserve"> utilizar, sendo necessário definir de quanto em quanto tempo o </w:t>
+      </w:r>
+      <w:proofErr w:type="spellStart"/>
+      <w:r>
+        <w:t>apriso</w:t>
+      </w:r>
+      <w:proofErr w:type="spellEnd"/>
+      <w:r>
+        <w:t xml:space="preserve"> faz a chamadas para checar se existem atualizações. Também precisamos criar regras para o </w:t>
+      </w:r>
+      <w:proofErr w:type="spellStart"/>
+      <w:r>
+        <w:t>apriso</w:t>
+      </w:r>
+      <w:proofErr w:type="spellEnd"/>
+      <w:r>
+        <w:t xml:space="preserve"> </w:t>
+      </w:r>
+      <w:r>
+        <w:t xml:space="preserve">não buscar a mesma ordem já integrada, por exemplo um 2° </w:t>
+      </w:r>
+      <w:proofErr w:type="spellStart"/>
+      <w:r>
+        <w:t>endpoint</w:t>
+      </w:r>
+      <w:proofErr w:type="spellEnd"/>
+      <w:r>
+        <w:t xml:space="preserve"> para marcar a ordem quando ela já tiver integrada no </w:t>
+      </w:r>
+      <w:proofErr w:type="spellStart"/>
+      <w:r>
+        <w:t>apriso</w:t>
+      </w:r>
+      <w:proofErr w:type="spellEnd"/>
+      <w:r>
+        <w:t xml:space="preserve">. Ordens já “integradas” não devem mais aparecer para integração no 1° </w:t>
+      </w:r>
+      <w:proofErr w:type="spellStart"/>
+      <w:r>
+        <w:t>endpoint</w:t>
+      </w:r>
+      <w:proofErr w:type="spellEnd"/>
+      <w:r>
+        <w:t>.</w:t>
       </w:r>
     </w:p>
     <w:p>
@@ -952,9 +1155,11 @@
             </w:tcMar>
           </w:tcPr>
           <w:p>
+            <w:proofErr w:type="spellStart"/>
             <w:r>
               <w:t>OrderNumber</w:t>
             </w:r>
+            <w:proofErr w:type="spellEnd"/>
           </w:p>
         </w:tc>
         <w:tc>
@@ -1004,8 +1209,13 @@
               <w:t>Código</w:t>
             </w:r>
             <w:r>
-              <w:t xml:space="preserve"> unico</w:t>
-            </w:r>
+              <w:t xml:space="preserve"> </w:t>
+            </w:r>
+            <w:proofErr w:type="spellStart"/>
+            <w:r>
+              <w:t>unico</w:t>
+            </w:r>
+            <w:proofErr w:type="spellEnd"/>
             <w:r>
               <w:t xml:space="preserve"> </w:t>
             </w:r>
@@ -1055,6 +1265,7 @@
             </w:tcMar>
           </w:tcPr>
           <w:p>
+            <w:proofErr w:type="spellStart"/>
             <w:r>
               <w:rPr>
                 <w:sz w:val="20"/>
@@ -1062,6 +1273,7 @@
               </w:rPr>
               <w:t>OrderType</w:t>
             </w:r>
+            <w:proofErr w:type="spellEnd"/>
           </w:p>
         </w:tc>
         <w:tc>
@@ -1252,10 +1464,12 @@
             </w:tcMar>
           </w:tcPr>
           <w:p>
+            <w:proofErr w:type="spellStart"/>
             <w:r>
               <w:lastRenderedPageBreak/>
               <w:t>ReleaseDate</w:t>
             </w:r>
+            <w:proofErr w:type="spellEnd"/>
           </w:p>
         </w:tc>
         <w:tc>
@@ -1302,8 +1516,21 @@
           </w:tcPr>
           <w:p>
             <w:r>
-              <w:t>Data de liberação da ordem no formato YYYY-MM-dd HH:mm:ss</w:t>
-            </w:r>
+              <w:t>Data de liberação da ordem no formato YYYY-MM-</w:t>
+            </w:r>
+            <w:proofErr w:type="spellStart"/>
+            <w:r>
+              <w:t>dd</w:t>
+            </w:r>
+            <w:proofErr w:type="spellEnd"/>
+            <w:r>
+              <w:t xml:space="preserve"> </w:t>
+            </w:r>
+            <w:proofErr w:type="spellStart"/>
+            <w:r>
+              <w:t>HH:mm:ss</w:t>
+            </w:r>
+            <w:proofErr w:type="spellEnd"/>
           </w:p>
         </w:tc>
         <w:tc>
@@ -1347,9 +1574,11 @@
             </w:tcMar>
           </w:tcPr>
           <w:p>
+            <w:proofErr w:type="spellStart"/>
             <w:r>
               <w:t>Quantity</w:t>
             </w:r>
+            <w:proofErr w:type="spellEnd"/>
           </w:p>
         </w:tc>
         <w:tc>
@@ -1447,9 +1676,11 @@
             </w:tcMar>
           </w:tcPr>
           <w:p>
+            <w:proofErr w:type="spellStart"/>
             <w:r>
               <w:t>ExpectedStartDate</w:t>
             </w:r>
+            <w:proofErr w:type="spellEnd"/>
           </w:p>
         </w:tc>
         <w:tc>
@@ -1502,14 +1733,21 @@
           </w:tcPr>
           <w:p>
             <w:r>
-              <w:t xml:space="preserve">Data </w:t>
-            </w:r>
-            <w:r>
-              <w:t>esperada para iniciar o processamento da ordem,</w:t>
-            </w:r>
-            <w:r>
-              <w:t xml:space="preserve"> no formato YYYY-MM-dd HH:mm:ss</w:t>
-            </w:r>
+              <w:t>Data esperada para iniciar o processamento da ordem, no formato YYYY-MM-</w:t>
+            </w:r>
+            <w:proofErr w:type="spellStart"/>
+            <w:r>
+              <w:t>dd</w:t>
+            </w:r>
+            <w:proofErr w:type="spellEnd"/>
+            <w:r>
+              <w:t xml:space="preserve"> </w:t>
+            </w:r>
+            <w:proofErr w:type="spellStart"/>
+            <w:r>
+              <w:t>HH:mm:ss</w:t>
+            </w:r>
+            <w:proofErr w:type="spellEnd"/>
           </w:p>
         </w:tc>
         <w:tc>
@@ -1530,13 +1768,7 @@
           </w:tcPr>
           <w:p>
             <w:r>
-              <w:t>2026-05-2</w:t>
-            </w:r>
-            <w:r>
-              <w:t>1</w:t>
-            </w:r>
-            <w:r>
-              <w:t xml:space="preserve"> 16:00:00</w:t>
+              <w:t>2026-05-21 16:00:00</w:t>
             </w:r>
           </w:p>
         </w:tc>
@@ -1559,15 +1791,11 @@
             </w:tcMar>
           </w:tcPr>
           <w:p>
-            <w:r>
-              <w:t>Expected</w:t>
-            </w:r>
-            <w:r>
-              <w:t>Finish</w:t>
-            </w:r>
-            <w:r>
-              <w:t>Date</w:t>
-            </w:r>
+            <w:proofErr w:type="spellStart"/>
+            <w:r>
+              <w:t>ExpectedFinishDate</w:t>
+            </w:r>
+            <w:proofErr w:type="spellEnd"/>
           </w:p>
         </w:tc>
         <w:tc>
@@ -1620,20 +1848,21 @@
           </w:tcPr>
           <w:p>
             <w:r>
-              <w:t xml:space="preserve">Data esperada para </w:t>
-            </w:r>
-            <w:r>
-              <w:t xml:space="preserve">terminar o processamento </w:t>
-            </w:r>
-            <w:r>
-              <w:t>da ordem</w:t>
-            </w:r>
-            <w:r>
-              <w:t>,</w:t>
-            </w:r>
-            <w:r>
-              <w:t xml:space="preserve"> no formato YYYY-MM-dd HH:mm:ss</w:t>
-            </w:r>
+              <w:t>Data esperada para terminar o processamento da ordem, no formato YYYY-MM-</w:t>
+            </w:r>
+            <w:proofErr w:type="spellStart"/>
+            <w:r>
+              <w:t>dd</w:t>
+            </w:r>
+            <w:proofErr w:type="spellEnd"/>
+            <w:r>
+              <w:t xml:space="preserve"> </w:t>
+            </w:r>
+            <w:proofErr w:type="spellStart"/>
+            <w:r>
+              <w:t>HH:mm:ss</w:t>
+            </w:r>
+            <w:proofErr w:type="spellEnd"/>
           </w:p>
         </w:tc>
         <w:tc>
@@ -1654,13 +1883,7 @@
           </w:tcPr>
           <w:p>
             <w:r>
-              <w:t>2026-05-2</w:t>
-            </w:r>
-            <w:r>
-              <w:t>5</w:t>
-            </w:r>
-            <w:r>
-              <w:t xml:space="preserve"> 16:00:00</w:t>
+              <w:t>2026-05-25 16:00:00</w:t>
             </w:r>
           </w:p>
         </w:tc>
@@ -1683,9 +1906,11 @@
             </w:tcMar>
           </w:tcPr>
           <w:p>
+            <w:proofErr w:type="spellStart"/>
             <w:r>
               <w:t>ProductNoResult</w:t>
             </w:r>
+            <w:proofErr w:type="spellEnd"/>
           </w:p>
         </w:tc>
         <w:tc>
@@ -1789,9 +2014,11 @@
             </w:tcMar>
           </w:tcPr>
           <w:p>
+            <w:proofErr w:type="spellStart"/>
             <w:r>
               <w:t>ProductDescriptionResult</w:t>
             </w:r>
+            <w:proofErr w:type="spellEnd"/>
           </w:p>
         </w:tc>
         <w:tc>
@@ -1896,9 +2123,11 @@
             </w:tcMar>
           </w:tcPr>
           <w:p>
+            <w:proofErr w:type="spellStart"/>
             <w:r>
               <w:t>LotResult</w:t>
             </w:r>
+            <w:proofErr w:type="spellEnd"/>
           </w:p>
         </w:tc>
         <w:tc>
@@ -2006,9 +2235,11 @@
             </w:tcMar>
           </w:tcPr>
           <w:p>
+            <w:proofErr w:type="spellStart"/>
             <w:r>
               <w:t>Facility</w:t>
             </w:r>
+            <w:proofErr w:type="spellEnd"/>
           </w:p>
         </w:tc>
         <w:tc>
@@ -2060,8 +2291,13 @@
             </w:tcMar>
           </w:tcPr>
           <w:p>
-            <w:r>
-              <w:t xml:space="preserve">Facility de onde a ordem vai ser </w:t>
+            <w:proofErr w:type="spellStart"/>
+            <w:r>
+              <w:t>Facility</w:t>
+            </w:r>
+            <w:proofErr w:type="spellEnd"/>
+            <w:r>
+              <w:t xml:space="preserve"> de onde a ordem vai ser </w:t>
             </w:r>
             <w:r>
               <w:t>executada</w:t>
@@ -2109,9 +2345,11 @@
             </w:tcMar>
           </w:tcPr>
           <w:p>
+            <w:proofErr w:type="spellStart"/>
             <w:r>
               <w:t>Workcenter</w:t>
             </w:r>
+            <w:proofErr w:type="spellEnd"/>
           </w:p>
         </w:tc>
         <w:tc>
@@ -2205,13 +2443,22 @@
           <w:bCs/>
         </w:rPr>
       </w:pPr>
+      <w:proofErr w:type="spellStart"/>
       <w:r>
         <w:rPr>
           <w:b/>
           <w:bCs/>
         </w:rPr>
         <w:lastRenderedPageBreak/>
-        <w:t>Items (N)</w:t>
+        <w:t>Items</w:t>
+      </w:r>
+      <w:proofErr w:type="spellEnd"/>
+      <w:r>
+        <w:rPr>
+          <w:b/>
+          <w:bCs/>
+        </w:rPr>
+        <w:t xml:space="preserve"> (N)</w:t>
       </w:r>
     </w:p>
     <w:p>
@@ -2382,9 +2629,11 @@
             </w:tcMar>
           </w:tcPr>
           <w:p>
+            <w:proofErr w:type="spellStart"/>
             <w:r>
               <w:t>OrderNumber</w:t>
             </w:r>
+            <w:proofErr w:type="spellEnd"/>
           </w:p>
         </w:tc>
         <w:tc>
@@ -2482,6 +2731,7 @@
             </w:tcMar>
           </w:tcPr>
           <w:p>
+            <w:proofErr w:type="spellStart"/>
             <w:r>
               <w:rPr>
                 <w:sz w:val="20"/>
@@ -2489,6 +2739,7 @@
               </w:rPr>
               <w:t>ProductNo</w:t>
             </w:r>
+            <w:proofErr w:type="spellEnd"/>
           </w:p>
         </w:tc>
         <w:tc>
@@ -2676,9 +2927,11 @@
             </w:tcMar>
           </w:tcPr>
           <w:p>
+            <w:proofErr w:type="spellStart"/>
             <w:r>
               <w:t>Quantity</w:t>
             </w:r>
+            <w:proofErr w:type="spellEnd"/>
           </w:p>
         </w:tc>
         <w:tc>
@@ -2766,9 +3019,11 @@
             </w:tcMar>
           </w:tcPr>
           <w:p>
+            <w:proofErr w:type="spellStart"/>
             <w:r>
               <w:t>Lot</w:t>
             </w:r>
+            <w:proofErr w:type="spellEnd"/>
           </w:p>
         </w:tc>
         <w:tc>
@@ -2919,7 +3174,27 @@
           <w:szCs w:val="18"/>
           <w:lang w:val="en-US"/>
         </w:rPr>
-        <w:t xml:space="preserve">  "orderHeader": {</w:t>
+        <w:t xml:space="preserve">  "</w:t>
+      </w:r>
+      <w:proofErr w:type="spellStart"/>
+      <w:r>
+        <w:rPr>
+          <w:rFonts w:ascii="Consolas" w:hAnsi="Consolas"/>
+          <w:sz w:val="18"/>
+          <w:szCs w:val="18"/>
+          <w:lang w:val="en-US"/>
+        </w:rPr>
+        <w:t>orderHeader</w:t>
+      </w:r>
+      <w:proofErr w:type="spellEnd"/>
+      <w:r>
+        <w:rPr>
+          <w:rFonts w:ascii="Consolas" w:hAnsi="Consolas"/>
+          <w:sz w:val="18"/>
+          <w:szCs w:val="18"/>
+          <w:lang w:val="en-US"/>
+        </w:rPr>
+        <w:t>": {</w:t>
       </w:r>
     </w:p>
     <w:p>
@@ -2944,7 +3219,27 @@
           <w:szCs w:val="18"/>
           <w:lang w:val="en-US"/>
         </w:rPr>
-        <w:t xml:space="preserve">    "orderNumber": "1000100",</w:t>
+        <w:t xml:space="preserve">    "</w:t>
+      </w:r>
+      <w:proofErr w:type="spellStart"/>
+      <w:r>
+        <w:rPr>
+          <w:rFonts w:ascii="Consolas" w:hAnsi="Consolas"/>
+          <w:sz w:val="18"/>
+          <w:szCs w:val="18"/>
+          <w:lang w:val="en-US"/>
+        </w:rPr>
+        <w:t>orderNumber</w:t>
+      </w:r>
+      <w:proofErr w:type="spellEnd"/>
+      <w:r>
+        <w:rPr>
+          <w:rFonts w:ascii="Consolas" w:hAnsi="Consolas"/>
+          <w:sz w:val="18"/>
+          <w:szCs w:val="18"/>
+          <w:lang w:val="en-US"/>
+        </w:rPr>
+        <w:t>": "1000100",</w:t>
       </w:r>
     </w:p>
     <w:p>
@@ -2969,7 +3264,27 @@
           <w:szCs w:val="18"/>
           <w:lang w:val="en-US"/>
         </w:rPr>
-        <w:t xml:space="preserve">    "orderType": "ZI01",</w:t>
+        <w:t xml:space="preserve">    "</w:t>
+      </w:r>
+      <w:proofErr w:type="spellStart"/>
+      <w:r>
+        <w:rPr>
+          <w:rFonts w:ascii="Consolas" w:hAnsi="Consolas"/>
+          <w:sz w:val="18"/>
+          <w:szCs w:val="18"/>
+          <w:lang w:val="en-US"/>
+        </w:rPr>
+        <w:t>orderType</w:t>
+      </w:r>
+      <w:proofErr w:type="spellEnd"/>
+      <w:r>
+        <w:rPr>
+          <w:rFonts w:ascii="Consolas" w:hAnsi="Consolas"/>
+          <w:sz w:val="18"/>
+          <w:szCs w:val="18"/>
+          <w:lang w:val="en-US"/>
+        </w:rPr>
+        <w:t>": "ZI01",</w:t>
       </w:r>
     </w:p>
     <w:p>
@@ -2994,7 +3309,27 @@
           <w:szCs w:val="18"/>
           <w:lang w:val="en-US"/>
         </w:rPr>
-        <w:t xml:space="preserve">    "uom": "KGM",</w:t>
+        <w:t xml:space="preserve">    "</w:t>
+      </w:r>
+      <w:proofErr w:type="spellStart"/>
+      <w:r>
+        <w:rPr>
+          <w:rFonts w:ascii="Consolas" w:hAnsi="Consolas"/>
+          <w:sz w:val="18"/>
+          <w:szCs w:val="18"/>
+          <w:lang w:val="en-US"/>
+        </w:rPr>
+        <w:t>uom</w:t>
+      </w:r>
+      <w:proofErr w:type="spellEnd"/>
+      <w:r>
+        <w:rPr>
+          <w:rFonts w:ascii="Consolas" w:hAnsi="Consolas"/>
+          <w:sz w:val="18"/>
+          <w:szCs w:val="18"/>
+          <w:lang w:val="en-US"/>
+        </w:rPr>
+        <w:t>": "KGM",</w:t>
       </w:r>
     </w:p>
     <w:p>
@@ -3019,7 +3354,27 @@
           <w:szCs w:val="18"/>
           <w:lang w:val="en-US"/>
         </w:rPr>
-        <w:t xml:space="preserve">    "releaseDate": "2024-05-15 15:00:00",</w:t>
+        <w:t xml:space="preserve">    "</w:t>
+      </w:r>
+      <w:proofErr w:type="spellStart"/>
+      <w:r>
+        <w:rPr>
+          <w:rFonts w:ascii="Consolas" w:hAnsi="Consolas"/>
+          <w:sz w:val="18"/>
+          <w:szCs w:val="18"/>
+          <w:lang w:val="en-US"/>
+        </w:rPr>
+        <w:t>releaseDate</w:t>
+      </w:r>
+      <w:proofErr w:type="spellEnd"/>
+      <w:r>
+        <w:rPr>
+          <w:rFonts w:ascii="Consolas" w:hAnsi="Consolas"/>
+          <w:sz w:val="18"/>
+          <w:szCs w:val="18"/>
+          <w:lang w:val="en-US"/>
+        </w:rPr>
+        <w:t>": "2024-05-15 15:00:00",</w:t>
       </w:r>
     </w:p>
     <w:p>
@@ -3069,7 +3424,27 @@
           <w:szCs w:val="18"/>
           <w:lang w:val="en-US"/>
         </w:rPr>
-        <w:t xml:space="preserve">    "expectedStartDate": "2024-05-15 15:00:00",</w:t>
+        <w:t xml:space="preserve">    "</w:t>
+      </w:r>
+      <w:proofErr w:type="spellStart"/>
+      <w:r>
+        <w:rPr>
+          <w:rFonts w:ascii="Consolas" w:hAnsi="Consolas"/>
+          <w:sz w:val="18"/>
+          <w:szCs w:val="18"/>
+          <w:lang w:val="en-US"/>
+        </w:rPr>
+        <w:t>expectedStartDate</w:t>
+      </w:r>
+      <w:proofErr w:type="spellEnd"/>
+      <w:r>
+        <w:rPr>
+          <w:rFonts w:ascii="Consolas" w:hAnsi="Consolas"/>
+          <w:sz w:val="18"/>
+          <w:szCs w:val="18"/>
+          <w:lang w:val="en-US"/>
+        </w:rPr>
+        <w:t>": "2024-05-15 15:00:00",</w:t>
       </w:r>
     </w:p>
     <w:p>
@@ -3094,7 +3469,27 @@
           <w:szCs w:val="18"/>
           <w:lang w:val="en-US"/>
         </w:rPr>
-        <w:t xml:space="preserve">    "expectedFinishDate": "2024-05-25 15:00:00",</w:t>
+        <w:t xml:space="preserve">    "</w:t>
+      </w:r>
+      <w:proofErr w:type="spellStart"/>
+      <w:r>
+        <w:rPr>
+          <w:rFonts w:ascii="Consolas" w:hAnsi="Consolas"/>
+          <w:sz w:val="18"/>
+          <w:szCs w:val="18"/>
+          <w:lang w:val="en-US"/>
+        </w:rPr>
+        <w:t>expectedFinishDate</w:t>
+      </w:r>
+      <w:proofErr w:type="spellEnd"/>
+      <w:r>
+        <w:rPr>
+          <w:rFonts w:ascii="Consolas" w:hAnsi="Consolas"/>
+          <w:sz w:val="18"/>
+          <w:szCs w:val="18"/>
+          <w:lang w:val="en-US"/>
+        </w:rPr>
+        <w:t>": "2024-05-25 15:00:00",</w:t>
       </w:r>
     </w:p>
     <w:p>
@@ -3119,7 +3514,27 @@
           <w:szCs w:val="18"/>
           <w:lang w:val="en-US"/>
         </w:rPr>
-        <w:t xml:space="preserve">    "productNoResult": "52570",</w:t>
+        <w:t xml:space="preserve">    "</w:t>
+      </w:r>
+      <w:proofErr w:type="spellStart"/>
+      <w:r>
+        <w:rPr>
+          <w:rFonts w:ascii="Consolas" w:hAnsi="Consolas"/>
+          <w:sz w:val="18"/>
+          <w:szCs w:val="18"/>
+          <w:lang w:val="en-US"/>
+        </w:rPr>
+        <w:t>productNoResult</w:t>
+      </w:r>
+      <w:proofErr w:type="spellEnd"/>
+      <w:r>
+        <w:rPr>
+          <w:rFonts w:ascii="Consolas" w:hAnsi="Consolas"/>
+          <w:sz w:val="18"/>
+          <w:szCs w:val="18"/>
+          <w:lang w:val="en-US"/>
+        </w:rPr>
+        <w:t>": "52570",</w:t>
       </w:r>
     </w:p>
     <w:p>
@@ -3144,7 +3559,27 @@
           <w:szCs w:val="18"/>
           <w:lang w:val="en-US"/>
         </w:rPr>
-        <w:t xml:space="preserve">    "productDescriptionResult": "GLICERINA GLL AC/8787",</w:t>
+        <w:t xml:space="preserve">    "</w:t>
+      </w:r>
+      <w:proofErr w:type="spellStart"/>
+      <w:r>
+        <w:rPr>
+          <w:rFonts w:ascii="Consolas" w:hAnsi="Consolas"/>
+          <w:sz w:val="18"/>
+          <w:szCs w:val="18"/>
+          <w:lang w:val="en-US"/>
+        </w:rPr>
+        <w:t>productDescriptionResult</w:t>
+      </w:r>
+      <w:proofErr w:type="spellEnd"/>
+      <w:r>
+        <w:rPr>
+          <w:rFonts w:ascii="Consolas" w:hAnsi="Consolas"/>
+          <w:sz w:val="18"/>
+          <w:szCs w:val="18"/>
+          <w:lang w:val="en-US"/>
+        </w:rPr>
+        <w:t>": "GLICERINA GLL AC/8787",</w:t>
       </w:r>
     </w:p>
     <w:p>
@@ -3169,7 +3604,27 @@
           <w:szCs w:val="18"/>
           <w:lang w:val="en-US"/>
         </w:rPr>
-        <w:t xml:space="preserve">    "lotResult": "L00000010",</w:t>
+        <w:t xml:space="preserve">    "</w:t>
+      </w:r>
+      <w:proofErr w:type="spellStart"/>
+      <w:r>
+        <w:rPr>
+          <w:rFonts w:ascii="Consolas" w:hAnsi="Consolas"/>
+          <w:sz w:val="18"/>
+          <w:szCs w:val="18"/>
+          <w:lang w:val="en-US"/>
+        </w:rPr>
+        <w:t>lotResult</w:t>
+      </w:r>
+      <w:proofErr w:type="spellEnd"/>
+      <w:r>
+        <w:rPr>
+          <w:rFonts w:ascii="Consolas" w:hAnsi="Consolas"/>
+          <w:sz w:val="18"/>
+          <w:szCs w:val="18"/>
+          <w:lang w:val="en-US"/>
+        </w:rPr>
+        <w:t>": "L00000010",</w:t>
       </w:r>
     </w:p>
     <w:p>
@@ -3219,7 +3674,27 @@
           <w:szCs w:val="18"/>
           <w:lang w:val="en-US"/>
         </w:rPr>
-        <w:t xml:space="preserve">    "workCenter": "Sala9789"</w:t>
+        <w:t xml:space="preserve">    "</w:t>
+      </w:r>
+      <w:proofErr w:type="spellStart"/>
+      <w:r>
+        <w:rPr>
+          <w:rFonts w:ascii="Consolas" w:hAnsi="Consolas"/>
+          <w:sz w:val="18"/>
+          <w:szCs w:val="18"/>
+          <w:lang w:val="en-US"/>
+        </w:rPr>
+        <w:t>workCenter</w:t>
+      </w:r>
+      <w:proofErr w:type="spellEnd"/>
+      <w:r>
+        <w:rPr>
+          <w:rFonts w:ascii="Consolas" w:hAnsi="Consolas"/>
+          <w:sz w:val="18"/>
+          <w:szCs w:val="18"/>
+          <w:lang w:val="en-US"/>
+        </w:rPr>
+        <w:t>": "Sala9789"</w:t>
       </w:r>
     </w:p>
     <w:p>
@@ -3269,7 +3744,27 @@
           <w:szCs w:val="18"/>
           <w:lang w:val="en-US"/>
         </w:rPr>
-        <w:t xml:space="preserve">  "orderItems": [</w:t>
+        <w:t xml:space="preserve">  "</w:t>
+      </w:r>
+      <w:proofErr w:type="spellStart"/>
+      <w:r>
+        <w:rPr>
+          <w:rFonts w:ascii="Consolas" w:hAnsi="Consolas"/>
+          <w:sz w:val="18"/>
+          <w:szCs w:val="18"/>
+          <w:lang w:val="en-US"/>
+        </w:rPr>
+        <w:t>orderItems</w:t>
+      </w:r>
+      <w:proofErr w:type="spellEnd"/>
+      <w:r>
+        <w:rPr>
+          <w:rFonts w:ascii="Consolas" w:hAnsi="Consolas"/>
+          <w:sz w:val="18"/>
+          <w:szCs w:val="18"/>
+          <w:lang w:val="en-US"/>
+        </w:rPr>
+        <w:t>": [</w:t>
       </w:r>
     </w:p>
     <w:p>
@@ -3324,7 +3819,25 @@
           <w:sz w:val="18"/>
           <w:szCs w:val="18"/>
         </w:rPr>
-        <w:t xml:space="preserve">      "productNo": "212830",</w:t>
+        <w:t xml:space="preserve">      "</w:t>
+      </w:r>
+      <w:proofErr w:type="spellStart"/>
+      <w:r>
+        <w:rPr>
+          <w:rFonts w:ascii="Consolas" w:hAnsi="Consolas"/>
+          <w:sz w:val="18"/>
+          <w:szCs w:val="18"/>
+        </w:rPr>
+        <w:t>productNo</w:t>
+      </w:r>
+      <w:proofErr w:type="spellEnd"/>
+      <w:r>
+        <w:rPr>
+          <w:rFonts w:ascii="Consolas" w:hAnsi="Consolas"/>
+          <w:sz w:val="18"/>
+          <w:szCs w:val="18"/>
+        </w:rPr>
+        <w:t>": "212830",</w:t>
       </w:r>
     </w:p>
     <w:p>
@@ -3347,7 +3860,25 @@
           <w:sz w:val="18"/>
           <w:szCs w:val="18"/>
         </w:rPr>
-        <w:t xml:space="preserve">      "quantity": 7.5,</w:t>
+        <w:t xml:space="preserve">      "</w:t>
+      </w:r>
+      <w:proofErr w:type="spellStart"/>
+      <w:r>
+        <w:rPr>
+          <w:rFonts w:ascii="Consolas" w:hAnsi="Consolas"/>
+          <w:sz w:val="18"/>
+          <w:szCs w:val="18"/>
+        </w:rPr>
+        <w:t>quantity</w:t>
+      </w:r>
+      <w:proofErr w:type="spellEnd"/>
+      <w:r>
+        <w:rPr>
+          <w:rFonts w:ascii="Consolas" w:hAnsi="Consolas"/>
+          <w:sz w:val="18"/>
+          <w:szCs w:val="18"/>
+        </w:rPr>
+        <w:t>": 7.5,</w:t>
       </w:r>
     </w:p>
     <w:p>
@@ -3370,7 +3901,25 @@
           <w:sz w:val="18"/>
           <w:szCs w:val="18"/>
         </w:rPr>
-        <w:t xml:space="preserve">      "uom": "KG",</w:t>
+        <w:t xml:space="preserve">      "</w:t>
+      </w:r>
+      <w:proofErr w:type="spellStart"/>
+      <w:r>
+        <w:rPr>
+          <w:rFonts w:ascii="Consolas" w:hAnsi="Consolas"/>
+          <w:sz w:val="18"/>
+          <w:szCs w:val="18"/>
+        </w:rPr>
+        <w:t>uom</w:t>
+      </w:r>
+      <w:proofErr w:type="spellEnd"/>
+      <w:r>
+        <w:rPr>
+          <w:rFonts w:ascii="Consolas" w:hAnsi="Consolas"/>
+          <w:sz w:val="18"/>
+          <w:szCs w:val="18"/>
+        </w:rPr>
+        <w:t>": "KG",</w:t>
       </w:r>
     </w:p>
     <w:p>
@@ -3393,7 +3942,25 @@
           <w:sz w:val="18"/>
           <w:szCs w:val="18"/>
         </w:rPr>
-        <w:t xml:space="preserve">      "orderReference": "1000100",</w:t>
+        <w:t xml:space="preserve">      "</w:t>
+      </w:r>
+      <w:proofErr w:type="spellStart"/>
+      <w:r>
+        <w:rPr>
+          <w:rFonts w:ascii="Consolas" w:hAnsi="Consolas"/>
+          <w:sz w:val="18"/>
+          <w:szCs w:val="18"/>
+        </w:rPr>
+        <w:t>orderReference</w:t>
+      </w:r>
+      <w:proofErr w:type="spellEnd"/>
+      <w:r>
+        <w:rPr>
+          <w:rFonts w:ascii="Consolas" w:hAnsi="Consolas"/>
+          <w:sz w:val="18"/>
+          <w:szCs w:val="18"/>
+        </w:rPr>
+        <w:t>": "1000100",</w:t>
       </w:r>
     </w:p>
     <w:p>
@@ -3501,7 +4068,27 @@
           <w:szCs w:val="18"/>
           <w:lang w:val="en-US"/>
         </w:rPr>
-        <w:t xml:space="preserve">      "productNo": "212831",</w:t>
+        <w:t xml:space="preserve">      "</w:t>
+      </w:r>
+      <w:proofErr w:type="spellStart"/>
+      <w:r>
+        <w:rPr>
+          <w:rFonts w:ascii="Consolas" w:hAnsi="Consolas"/>
+          <w:sz w:val="18"/>
+          <w:szCs w:val="18"/>
+          <w:lang w:val="en-US"/>
+        </w:rPr>
+        <w:t>productNo</w:t>
+      </w:r>
+      <w:proofErr w:type="spellEnd"/>
+      <w:r>
+        <w:rPr>
+          <w:rFonts w:ascii="Consolas" w:hAnsi="Consolas"/>
+          <w:sz w:val="18"/>
+          <w:szCs w:val="18"/>
+          <w:lang w:val="en-US"/>
+        </w:rPr>
+        <w:t>": "212831",</w:t>
       </w:r>
     </w:p>
     <w:p>
@@ -3551,7 +4138,27 @@
           <w:szCs w:val="18"/>
           <w:lang w:val="en-US"/>
         </w:rPr>
-        <w:t xml:space="preserve">      "uom": "KG",</w:t>
+        <w:t xml:space="preserve">      "</w:t>
+      </w:r>
+      <w:proofErr w:type="spellStart"/>
+      <w:r>
+        <w:rPr>
+          <w:rFonts w:ascii="Consolas" w:hAnsi="Consolas"/>
+          <w:sz w:val="18"/>
+          <w:szCs w:val="18"/>
+          <w:lang w:val="en-US"/>
+        </w:rPr>
+        <w:t>uom</w:t>
+      </w:r>
+      <w:proofErr w:type="spellEnd"/>
+      <w:r>
+        <w:rPr>
+          <w:rFonts w:ascii="Consolas" w:hAnsi="Consolas"/>
+          <w:sz w:val="18"/>
+          <w:szCs w:val="18"/>
+          <w:lang w:val="en-US"/>
+        </w:rPr>
+        <w:t>": "KG",</w:t>
       </w:r>
     </w:p>
     <w:p>
@@ -3576,7 +4183,27 @@
           <w:szCs w:val="18"/>
           <w:lang w:val="en-US"/>
         </w:rPr>
-        <w:t xml:space="preserve">      "orderReference": "1000100",</w:t>
+        <w:t xml:space="preserve">      "</w:t>
+      </w:r>
+      <w:proofErr w:type="spellStart"/>
+      <w:r>
+        <w:rPr>
+          <w:rFonts w:ascii="Consolas" w:hAnsi="Consolas"/>
+          <w:sz w:val="18"/>
+          <w:szCs w:val="18"/>
+          <w:lang w:val="en-US"/>
+        </w:rPr>
+        <w:t>orderReference</w:t>
+      </w:r>
+      <w:proofErr w:type="spellEnd"/>
+      <w:r>
+        <w:rPr>
+          <w:rFonts w:ascii="Consolas" w:hAnsi="Consolas"/>
+          <w:sz w:val="18"/>
+          <w:szCs w:val="18"/>
+          <w:lang w:val="en-US"/>
+        </w:rPr>
+        <w:t>": "1000100",</w:t>
       </w:r>
     </w:p>
     <w:p>
@@ -3677,7 +4304,27 @@
           <w:lang w:val="en-US"/>
         </w:rPr>
         <w:lastRenderedPageBreak/>
-        <w:t xml:space="preserve">      "productNo": "212832",</w:t>
+        <w:t xml:space="preserve">      "</w:t>
+      </w:r>
+      <w:proofErr w:type="spellStart"/>
+      <w:r>
+        <w:rPr>
+          <w:rFonts w:ascii="Consolas" w:hAnsi="Consolas"/>
+          <w:sz w:val="18"/>
+          <w:szCs w:val="18"/>
+          <w:lang w:val="en-US"/>
+        </w:rPr>
+        <w:t>productNo</w:t>
+      </w:r>
+      <w:proofErr w:type="spellEnd"/>
+      <w:r>
+        <w:rPr>
+          <w:rFonts w:ascii="Consolas" w:hAnsi="Consolas"/>
+          <w:sz w:val="18"/>
+          <w:szCs w:val="18"/>
+          <w:lang w:val="en-US"/>
+        </w:rPr>
+        <w:t>": "212832",</w:t>
       </w:r>
     </w:p>
     <w:p>
@@ -3727,7 +4374,27 @@
           <w:szCs w:val="18"/>
           <w:lang w:val="en-US"/>
         </w:rPr>
-        <w:t xml:space="preserve">      "uom": "KG",</w:t>
+        <w:t xml:space="preserve">      "</w:t>
+      </w:r>
+      <w:proofErr w:type="spellStart"/>
+      <w:r>
+        <w:rPr>
+          <w:rFonts w:ascii="Consolas" w:hAnsi="Consolas"/>
+          <w:sz w:val="18"/>
+          <w:szCs w:val="18"/>
+          <w:lang w:val="en-US"/>
+        </w:rPr>
+        <w:t>uom</w:t>
+      </w:r>
+      <w:proofErr w:type="spellEnd"/>
+      <w:r>
+        <w:rPr>
+          <w:rFonts w:ascii="Consolas" w:hAnsi="Consolas"/>
+          <w:sz w:val="18"/>
+          <w:szCs w:val="18"/>
+          <w:lang w:val="en-US"/>
+        </w:rPr>
+        <w:t>": "KG",</w:t>
       </w:r>
     </w:p>
     <w:p>
@@ -3752,7 +4419,27 @@
           <w:szCs w:val="18"/>
           <w:lang w:val="en-US"/>
         </w:rPr>
-        <w:t xml:space="preserve">      "orderReference": "1000100",</w:t>
+        <w:t xml:space="preserve">      "</w:t>
+      </w:r>
+      <w:proofErr w:type="spellStart"/>
+      <w:r>
+        <w:rPr>
+          <w:rFonts w:ascii="Consolas" w:hAnsi="Consolas"/>
+          <w:sz w:val="18"/>
+          <w:szCs w:val="18"/>
+          <w:lang w:val="en-US"/>
+        </w:rPr>
+        <w:t>orderReference</w:t>
+      </w:r>
+      <w:proofErr w:type="spellEnd"/>
+      <w:r>
+        <w:rPr>
+          <w:rFonts w:ascii="Consolas" w:hAnsi="Consolas"/>
+          <w:sz w:val="18"/>
+          <w:szCs w:val="18"/>
+          <w:lang w:val="en-US"/>
+        </w:rPr>
+        <w:t>": "1000100",</w:t>
       </w:r>
     </w:p>
     <w:p>
@@ -3855,7 +4542,25 @@
           <w:sz w:val="18"/>
           <w:szCs w:val="18"/>
         </w:rPr>
-        <w:t xml:space="preserve">      "productNo": "212833",</w:t>
+        <w:t xml:space="preserve">      "</w:t>
+      </w:r>
+      <w:proofErr w:type="spellStart"/>
+      <w:r>
+        <w:rPr>
+          <w:rFonts w:ascii="Consolas" w:hAnsi="Consolas"/>
+          <w:sz w:val="18"/>
+          <w:szCs w:val="18"/>
+        </w:rPr>
+        <w:t>productNo</w:t>
+      </w:r>
+      <w:proofErr w:type="spellEnd"/>
+      <w:r>
+        <w:rPr>
+          <w:rFonts w:ascii="Consolas" w:hAnsi="Consolas"/>
+          <w:sz w:val="18"/>
+          <w:szCs w:val="18"/>
+        </w:rPr>
+        <w:t>": "212833",</w:t>
       </w:r>
     </w:p>
     <w:p>
@@ -3878,7 +4583,25 @@
           <w:sz w:val="18"/>
           <w:szCs w:val="18"/>
         </w:rPr>
-        <w:t xml:space="preserve">      "quantity": 500,</w:t>
+        <w:t xml:space="preserve">      "</w:t>
+      </w:r>
+      <w:proofErr w:type="spellStart"/>
+      <w:r>
+        <w:rPr>
+          <w:rFonts w:ascii="Consolas" w:hAnsi="Consolas"/>
+          <w:sz w:val="18"/>
+          <w:szCs w:val="18"/>
+        </w:rPr>
+        <w:t>quantity</w:t>
+      </w:r>
+      <w:proofErr w:type="spellEnd"/>
+      <w:r>
+        <w:rPr>
+          <w:rFonts w:ascii="Consolas" w:hAnsi="Consolas"/>
+          <w:sz w:val="18"/>
+          <w:szCs w:val="18"/>
+        </w:rPr>
+        <w:t>": 500,</w:t>
       </w:r>
     </w:p>
     <w:p>
@@ -3901,7 +4624,25 @@
           <w:sz w:val="18"/>
           <w:szCs w:val="18"/>
         </w:rPr>
-        <w:t xml:space="preserve">      "uom": "KG",</w:t>
+        <w:t xml:space="preserve">      "</w:t>
+      </w:r>
+      <w:proofErr w:type="spellStart"/>
+      <w:r>
+        <w:rPr>
+          <w:rFonts w:ascii="Consolas" w:hAnsi="Consolas"/>
+          <w:sz w:val="18"/>
+          <w:szCs w:val="18"/>
+        </w:rPr>
+        <w:t>uom</w:t>
+      </w:r>
+      <w:proofErr w:type="spellEnd"/>
+      <w:r>
+        <w:rPr>
+          <w:rFonts w:ascii="Consolas" w:hAnsi="Consolas"/>
+          <w:sz w:val="18"/>
+          <w:szCs w:val="18"/>
+        </w:rPr>
+        <w:t>": "KG",</w:t>
       </w:r>
     </w:p>
     <w:p>
@@ -3924,7 +4665,25 @@
           <w:sz w:val="18"/>
           <w:szCs w:val="18"/>
         </w:rPr>
-        <w:t xml:space="preserve">      "orderReference": "1000100",</w:t>
+        <w:t xml:space="preserve">      "</w:t>
+      </w:r>
+      <w:proofErr w:type="spellStart"/>
+      <w:r>
+        <w:rPr>
+          <w:rFonts w:ascii="Consolas" w:hAnsi="Consolas"/>
+          <w:sz w:val="18"/>
+          <w:szCs w:val="18"/>
+        </w:rPr>
+        <w:t>orderReference</w:t>
+      </w:r>
+      <w:proofErr w:type="spellEnd"/>
+      <w:r>
+        <w:rPr>
+          <w:rFonts w:ascii="Consolas" w:hAnsi="Consolas"/>
+          <w:sz w:val="18"/>
+          <w:szCs w:val="18"/>
+        </w:rPr>
+        <w:t>": "1000100",</w:t>
       </w:r>
     </w:p>
     <w:p>
@@ -4080,13 +4839,23 @@
     <w:pPr>
       <w:jc w:val="center"/>
     </w:pPr>
+    <w:proofErr w:type="gramStart"/>
     <w:r>
       <w:rPr>
         <w:color w:val="7F7F7F"/>
         <w:sz w:val="18"/>
         <w:szCs w:val="18"/>
       </w:rPr>
-      <w:t xml:space="preserve">Confidencial  |  Página </w:t>
+      <w:t>Confidencial  |</w:t>
+    </w:r>
+    <w:proofErr w:type="gramEnd"/>
+    <w:r>
+      <w:rPr>
+        <w:color w:val="7F7F7F"/>
+        <w:sz w:val="18"/>
+        <w:szCs w:val="18"/>
+      </w:rPr>
+      <w:t xml:space="preserve">  Página </w:t>
     </w:r>
     <w:r>
       <w:rPr>
